--- a/Ecostel_Build_Plan.docx
+++ b/Ecostel_Build_Plan.docx
@@ -235,7 +235,7 @@
         <w:spacing w:after="80"/>
       </w:pPr>
       <w:r>
-        <w:t>Advanced supplier matching via OpenSearch.</w:t>
+        <w:t>Advanced supplier matching via PostgreSQL full-text search (Supabase).</w:t>
       </w:r>
     </w:p>
     <w:p>
@@ -540,21 +540,12 @@
             </w:tcMar>
           </w:tcPr>
           <w:p>
-            <w:proofErr w:type="spellStart"/>
-            <w:r>
-              <w:rPr>
-                <w:sz w:val="20"/>
-                <w:szCs w:val="20"/>
-              </w:rPr>
-              <w:t>NestJS</w:t>
-            </w:r>
-            <w:proofErr w:type="spellEnd"/>
-            <w:r>
-              <w:rPr>
-                <w:sz w:val="20"/>
-                <w:szCs w:val="20"/>
-              </w:rPr>
-              <w:t xml:space="preserve"> project initialized. Auth module with JWT + refresh tokens. RBAC guards. Database schema and migrations. </w:t>
+            <w:r>
+              <w:rPr>
+                <w:sz w:val="20"/>
+                <w:szCs w:val="20"/>
+              </w:rPr>
+              <w:t xml:space="preserve">Next.js API Routes initialized. Supabase Auth configured. Row Level Security (RLS) guards. Database schema and migrations via Supabase. </w:t>
             </w:r>
             <w:proofErr w:type="spellStart"/>
             <w:r>
@@ -632,7 +623,7 @@
                 <w:sz w:val="20"/>
                 <w:szCs w:val="20"/>
               </w:rPr>
-              <w:t>File upload system (S3)</w:t>
+              <w:t>File upload system (Supabase Storage)</w:t>
             </w:r>
           </w:p>
         </w:tc>
@@ -658,7 +649,7 @@
                 <w:sz w:val="20"/>
                 <w:szCs w:val="20"/>
               </w:rPr>
-              <w:t xml:space="preserve">S3 buckets provisioned (staging + production). Chunked upload via </w:t>
+              <w:t xml:space="preserve">Supabase Storage buckets provisioned (staging + production). Chunked upload via </w:t>
             </w:r>
             <w:proofErr w:type="spellStart"/>
             <w:r>
@@ -676,21 +667,12 @@
               </w:rPr>
               <w:t xml:space="preserve"> protocol. Signed URL issuance from API. </w:t>
             </w:r>
-            <w:proofErr w:type="spellStart"/>
-            <w:r>
-              <w:rPr>
-                <w:sz w:val="20"/>
-                <w:szCs w:val="20"/>
-              </w:rPr>
-              <w:t>ClamAV</w:t>
-            </w:r>
-            <w:proofErr w:type="spellEnd"/>
-            <w:r>
-              <w:rPr>
-                <w:sz w:val="20"/>
-                <w:szCs w:val="20"/>
-              </w:rPr>
-              <w:t xml:space="preserve"> scanning worker. File metadata persisted.</w:t>
+            <w:r>
+              <w:rPr>
+                <w:sz w:val="20"/>
+                <w:szCs w:val="20"/>
+              </w:rPr>
+              <w:t>Supabase Storage policy validation. File metadata persisted.</w:t>
             </w:r>
           </w:p>
         </w:tc>
@@ -1135,7 +1117,7 @@
         <w:spacing w:after="80"/>
       </w:pPr>
       <w:r>
-        <w:t xml:space="preserve">ECS Fargate cluster for staging and production. RDS Postgres. </w:t>
+        <w:t xml:space="preserve">Vercel project configured for staging and production. Supabase PostgreSQL provisioned. </w:t>
       </w:r>
       <w:proofErr w:type="spellStart"/>
       <w:r>
@@ -1143,7 +1125,7 @@
       </w:r>
       <w:proofErr w:type="spellEnd"/>
       <w:r>
-        <w:t xml:space="preserve"> (Redis). S3 buckets.</w:t>
+        <w:t xml:space="preserve">. Supabase Storage buckets.</w:t>
       </w:r>
     </w:p>
     <w:p>
@@ -1214,59 +1196,27 @@
         <w:pStyle w:val="Heading3"/>
       </w:pPr>
       <w:r>
-        <w:t>Backend (</w:t>
+        <w:t>Backend (Node.js / Next.js API Routes)</w:t>
+      </w:r>
+    </w:p>
+    <w:p>
+      <w:pPr>
+        <w:pStyle w:val="ListParagraph"/>
+        <w:numPr>
+          <w:ilvl w:val="0"/>
+          <w:numId w:val="2"/>
+        </w:numPr>
+        <w:spacing w:after="80"/>
+      </w:pPr>
+      <w:r>
+        <w:t xml:space="preserve">Initialize Next.js project (app/api/ routes, supabase/functions/, packages/</w:t>
       </w:r>
       <w:proofErr w:type="spellStart"/>
       <w:r>
-        <w:t>NestJS</w:t>
+        <w:t>sdk</w:t>
       </w:r>
       <w:proofErr w:type="spellEnd"/>
       <w:r>
-        <w:t>)</w:t>
-      </w:r>
-    </w:p>
-    <w:p>
-      <w:pPr>
-        <w:pStyle w:val="ListParagraph"/>
-        <w:numPr>
-          <w:ilvl w:val="0"/>
-          <w:numId w:val="2"/>
-        </w:numPr>
-        <w:spacing w:after="80"/>
-      </w:pPr>
-      <w:r>
-        <w:t xml:space="preserve">Initialize </w:t>
-      </w:r>
-      <w:proofErr w:type="spellStart"/>
-      <w:r>
-        <w:t>NestJS</w:t>
-      </w:r>
-      <w:proofErr w:type="spellEnd"/>
-      <w:r>
-        <w:t xml:space="preserve"> </w:t>
-      </w:r>
-      <w:proofErr w:type="spellStart"/>
-      <w:r>
-        <w:t>monorepo</w:t>
-      </w:r>
-      <w:proofErr w:type="spellEnd"/>
-      <w:r>
-        <w:t xml:space="preserve"> (apps/</w:t>
-      </w:r>
-      <w:proofErr w:type="spellStart"/>
-      <w:r>
-        <w:t>api</w:t>
-      </w:r>
-      <w:proofErr w:type="spellEnd"/>
-      <w:r>
-        <w:t>, apps/workers, packages/</w:t>
-      </w:r>
-      <w:proofErr w:type="spellStart"/>
-      <w:r>
-        <w:t>sdk</w:t>
-      </w:r>
-      <w:proofErr w:type="spellEnd"/>
-      <w:r>
         <w:t>, packages/schemas).</w:t>
       </w:r>
     </w:p>
@@ -1306,23 +1256,7 @@
         <w:spacing w:after="80"/>
       </w:pPr>
       <w:r>
-        <w:t>Files module: signed S3 URL issuance, virus-scan worker (</w:t>
-      </w:r>
-      <w:proofErr w:type="spellStart"/>
-      <w:r>
-        <w:t>BullMQ</w:t>
-      </w:r>
-      <w:proofErr w:type="spellEnd"/>
-      <w:r>
-        <w:t xml:space="preserve"> + </w:t>
-      </w:r>
-      <w:proofErr w:type="spellStart"/>
-      <w:r>
-        <w:t>ClamAV</w:t>
-      </w:r>
-      <w:proofErr w:type="spellEnd"/>
-      <w:r>
-        <w:t>).</w:t>
+        <w:t>Files module: signed Supabase Storage URL issuance, file validation via Supabase Storage policies.</w:t>
       </w:r>
     </w:p>
     <w:p>
@@ -2269,7 +2203,7 @@
         <w:spacing w:after="80"/>
       </w:pPr>
       <w:r>
-        <w:t>Matching module: capability-tag match algorithm. OpenSearch index for vendors (v1 logic, simple).</w:t>
+        <w:t>Matching module: capability-tag match algorithm. PostgreSQL full-text index for vendors (v1 logic, simple).</w:t>
       </w:r>
     </w:p>
     <w:p>
